--- a/assets/evaluations/francais/Francais_P5_grille_enseignant_DRAS_verrouillee.docx
+++ b/assets/evaluations/francais/Francais_P5_grille_enseignant_DRAS_verrouillee.docx
@@ -4,14 +4,14 @@
   <w:body>
     <w:p>
       <w:pPr>
-        <w:pStyle w:val="Title"/>
         <w:jc w:val="center"/>
       </w:pPr>
       <w:r>
         <w:rPr>
           <w:b/>
+          <w:sz w:val="32"/>
         </w:rPr>
-        <w:t>GRILLE ENSEIGNANT — FRANÇAIS P5</w:t>
+        <w:t>Grille enseignant — Français P5</w:t>
       </w:r>
     </w:p>
     <w:p>
@@ -20,1106 +20,119 @@
       </w:pPr>
       <w:r>
         <w:rPr>
-          <w:b/>
+          <w:i/>
+          <w:sz w:val="20"/>
         </w:rPr>
-        <w:t>Réinvestissement, temps du passé et révision autonome — maîtrise de la langue par le DRAS</w:t>
-      </w:r>
-    </w:p>
-    <w:p>
-      <w:r>
-        <w:t>Principe : 1 ligne = 1 compétence = 1 code canonique. Maîtrise de la langue observée prioritairement par manipulation et réécriture avec le DRAS. Aucune note, aucun total, aucun pourcentage.</w:t>
+        <w:t>2 nouvelles compétences + 2 rebrassages</w:t>
       </w:r>
     </w:p>
     <w:tbl>
       <w:tblPr>
+        <w:tblStyle w:val="TableGrid"/>
         <w:tblW w:type="auto" w:w="0"/>
         <w:jc w:val="center"/>
-        <w:tblLayout w:type="fixed"/>
         <w:tblLook w:firstColumn="1" w:firstRow="1" w:lastColumn="0" w:lastRow="0" w:noHBand="0" w:noVBand="1" w:val="04A0"/>
-        <w:tblBorders>
-          <w:top w:val="single" w:sz="5" w:color="CAD7EA"/>
-          <w:left w:val="single" w:sz="5" w:color="CAD7EA"/>
-          <w:bottom w:val="single" w:sz="5" w:color="CAD7EA"/>
-          <w:right w:val="single" w:sz="5" w:color="CAD7EA"/>
-          <w:insideH w:val="single" w:sz="5" w:color="CAD7EA"/>
-          <w:insideV w:val="single" w:sz="5" w:color="CAD7EA"/>
-        </w:tblBorders>
       </w:tblPr>
       <w:tblGrid>
-        <w:gridCol w:w="2677"/>
-        <w:gridCol w:w="2677"/>
-        <w:gridCol w:w="2677"/>
-        <w:gridCol w:w="2677"/>
+        <w:gridCol w:w="5326"/>
+        <w:gridCol w:w="5326"/>
       </w:tblGrid>
       <w:tr>
         <w:tc>
           <w:tcPr>
-            <w:tcW w:type="dxa" w:w="2677"/>
-            <w:shd w:fill="F2E8FF"/>
-            <w:vAlign w:val="center"/>
+            <w:tcW w:type="dxa" w:w="5326"/>
           </w:tcPr>
           <w:p>
-            <w:pPr>
-              <w:jc w:val="center"/>
-            </w:pPr>
             <w:r>
-              <w:rPr>
-                <w:b/>
-              </w:rPr>
-              <w:t>Excellent</w:t>
+              <w:t>Prénom : ______________________________</w:t>
             </w:r>
           </w:p>
         </w:tc>
         <w:tc>
           <w:tcPr>
-            <w:tcW w:type="dxa" w:w="2677"/>
-            <w:shd w:fill="E8F5E9"/>
-            <w:vAlign w:val="center"/>
+            <w:tcW w:type="dxa" w:w="5326"/>
           </w:tcPr>
           <w:p>
-            <w:pPr>
-              <w:jc w:val="center"/>
-            </w:pPr>
             <w:r>
-              <w:rPr>
-                <w:b/>
-              </w:rPr>
-              <w:t>Réussi</w:t>
-            </w:r>
-          </w:p>
-        </w:tc>
-        <w:tc>
-          <w:tcPr>
-            <w:tcW w:type="dxa" w:w="2677"/>
-            <w:shd w:fill="FFF4CC"/>
-            <w:vAlign w:val="center"/>
-          </w:tcPr>
-          <w:p>
-            <w:pPr>
-              <w:jc w:val="center"/>
-            </w:pPr>
-            <w:r>
-              <w:rPr>
-                <w:b/>
-              </w:rPr>
-              <w:t>En progrès</w:t>
-            </w:r>
-          </w:p>
-        </w:tc>
-        <w:tc>
-          <w:tcPr>
-            <w:tcW w:type="dxa" w:w="2677"/>
-            <w:shd w:fill="FDECEC"/>
-            <w:vAlign w:val="center"/>
-          </w:tcPr>
-          <w:p>
-            <w:pPr>
-              <w:jc w:val="center"/>
-            </w:pPr>
-            <w:r>
-              <w:rPr>
-                <w:b/>
-              </w:rPr>
-              <w:t>À revoir</w:t>
+              <w:t>Date : __________________</w:t>
             </w:r>
           </w:p>
         </w:tc>
       </w:tr>
     </w:tbl>
-    <w:p/>
     <w:tbl>
       <w:tblPr>
         <w:tblStyle w:val="TableGrid"/>
         <w:tblW w:type="auto" w:w="0"/>
         <w:jc w:val="center"/>
-        <w:tblLayout w:type="fixed"/>
         <w:tblLook w:firstColumn="1" w:firstRow="1" w:lastColumn="0" w:lastRow="0" w:noHBand="0" w:noVBand="1" w:val="04A0"/>
-        <w:tblBorders>
-          <w:top w:val="single" w:sz="4" w:color="9AAFCB"/>
-          <w:left w:val="single" w:sz="4" w:color="9AAFCB"/>
-          <w:bottom w:val="single" w:sz="4" w:color="9AAFCB"/>
-          <w:right w:val="single" w:sz="4" w:color="9AAFCB"/>
-          <w:insideH w:val="single" w:sz="4" w:color="9AAFCB"/>
-          <w:insideV w:val="single" w:sz="4" w:color="9AAFCB"/>
-        </w:tblBorders>
       </w:tblPr>
       <w:tblGrid>
-        <w:gridCol w:w="1530"/>
-        <w:gridCol w:w="1530"/>
-        <w:gridCol w:w="1530"/>
-        <w:gridCol w:w="1530"/>
-        <w:gridCol w:w="1530"/>
-        <w:gridCol w:w="1530"/>
-        <w:gridCol w:w="1530"/>
+        <w:gridCol w:w="2663"/>
+        <w:gridCol w:w="2663"/>
+        <w:gridCol w:w="2663"/>
+        <w:gridCol w:w="2663"/>
       </w:tblGrid>
       <w:tr>
         <w:tc>
           <w:tcPr>
-            <w:tcW w:type="dxa" w:w="1530"/>
-            <w:shd w:fill="DDE8F6"/>
+            <w:tcW w:type="dxa" w:w="2663"/>
+            <w:shd w:fill="EDE7F6"/>
           </w:tcPr>
           <w:p>
-            <w:pPr>
-              <w:jc w:val="center"/>
-            </w:pPr>
             <w:r>
-              <w:rPr>
-                <w:b/>
-              </w:rPr>
-              <w:t>Code</w:t>
-            </w:r>
-          </w:p>
-        </w:tc>
-        <w:tc>
-          <w:tcPr>
-            <w:tcW w:type="dxa" w:w="1530"/>
-            <w:shd w:fill="DDE8F6"/>
-          </w:tcPr>
-          <w:p>
-            <w:pPr>
-              <w:jc w:val="center"/>
-            </w:pPr>
-            <w:r>
-              <w:rPr>
-                <w:b/>
-              </w:rPr>
               <w:t>Compétence</w:t>
             </w:r>
           </w:p>
         </w:tc>
         <w:tc>
           <w:tcPr>
-            <w:tcW w:type="dxa" w:w="1530"/>
-            <w:shd w:fill="DDE8F6"/>
+            <w:tcW w:type="dxa" w:w="2663"/>
+            <w:shd w:fill="EDE7F6"/>
           </w:tcPr>
           <w:p>
-            <w:pPr>
-              <w:jc w:val="center"/>
-            </w:pPr>
             <w:r>
-              <w:rPr>
-                <w:b/>
-              </w:rPr>
-              <w:t>Indice / tâche</w:t>
+              <w:t>Critère</w:t>
             </w:r>
           </w:p>
         </w:tc>
         <w:tc>
           <w:tcPr>
-            <w:tcW w:type="dxa" w:w="1530"/>
-            <w:shd w:fill="DDE8F6"/>
+            <w:tcW w:type="dxa" w:w="2663"/>
+            <w:shd w:fill="EDE7F6"/>
           </w:tcPr>
           <w:p>
-            <w:pPr>
-              <w:jc w:val="center"/>
-            </w:pPr>
             <w:r>
-              <w:rPr>
-                <w:b/>
-              </w:rPr>
-              <w:t>Excellent</w:t>
+              <w:t>Réussi / en progrès</w:t>
             </w:r>
           </w:p>
         </w:tc>
         <w:tc>
           <w:tcPr>
-            <w:tcW w:type="dxa" w:w="1530"/>
-            <w:shd w:fill="DDE8F6"/>
+            <w:tcW w:type="dxa" w:w="2663"/>
+            <w:shd w:fill="EDE7F6"/>
           </w:tcPr>
           <w:p>
-            <w:pPr>
-              <w:jc w:val="center"/>
-            </w:pPr>
             <w:r>
-              <w:rPr>
-                <w:b/>
-              </w:rPr>
-              <w:t>Réussi</w:t>
+              <w:t>Observation</w:t>
+            </w:r>
+          </w:p>
+        </w:tc>
+      </w:tr>
+      <w:tr>
+        <w:tc>
+          <w:tcPr>
+            <w:tcW w:type="dxa" w:w="2663"/>
+          </w:tcPr>
+          <w:p>
+            <w:r>
+              <w:t>🆕 ORT-P5-01</w:t>
             </w:r>
           </w:p>
         </w:tc>
         <w:tc>
           <w:tcPr>
-            <w:tcW w:type="dxa" w:w="1530"/>
-            <w:shd w:fill="DDE8F6"/>
-          </w:tcPr>
-          <w:p>
-            <w:pPr>
-              <w:jc w:val="center"/>
-            </w:pPr>
-            <w:r>
-              <w:rPr>
-                <w:b/>
-              </w:rPr>
-              <w:t>En progrès</w:t>
-            </w:r>
-          </w:p>
-        </w:tc>
-        <w:tc>
-          <w:tcPr>
-            <w:tcW w:type="dxa" w:w="1530"/>
-            <w:shd w:fill="DDE8F6"/>
-          </w:tcPr>
-          <w:p>
-            <w:pPr>
-              <w:jc w:val="center"/>
-            </w:pPr>
-            <w:r>
-              <w:rPr>
-                <w:b/>
-              </w:rPr>
-              <w:t>À revoir</w:t>
-            </w:r>
-          </w:p>
-        </w:tc>
-      </w:tr>
-      <w:tr>
-        <w:trPr>
-          <w:cantSplit/>
-        </w:trPr>
-        <w:tc>
-          <w:tcPr>
-            <w:tcW w:type="dxa" w:w="1530"/>
-            <w:tcMar>
-              <w:top w:w="45" w:type="dxa"/>
-              <w:start w:w="55" w:type="dxa"/>
-              <w:bottom w:w="45" w:type="dxa"/>
-              <w:end w:w="55" w:type="dxa"/>
-            </w:tcMar>
-            <w:vAlign w:val="center"/>
-          </w:tcPr>
-          <w:p>
-            <w:r>
-              <w:t>GRA-P5-01</w:t>
-            </w:r>
-          </w:p>
-        </w:tc>
-        <w:tc>
-          <w:tcPr>
-            <w:tcW w:type="dxa" w:w="1530"/>
-            <w:tcMar>
-              <w:top w:w="45" w:type="dxa"/>
-              <w:start w:w="55" w:type="dxa"/>
-              <w:bottom w:w="45" w:type="dxa"/>
-              <w:end w:w="55" w:type="dxa"/>
-            </w:tcMar>
-            <w:vAlign w:val="center"/>
-          </w:tcPr>
-          <w:p>
-            <w:r>
-              <w:t>Analyser une phrase simple</w:t>
-            </w:r>
-          </w:p>
-        </w:tc>
-        <w:tc>
-          <w:tcPr>
-            <w:tcW w:type="dxa" w:w="1530"/>
-            <w:tcMar>
-              <w:top w:w="45" w:type="dxa"/>
-              <w:start w:w="55" w:type="dxa"/>
-              <w:bottom w:w="45" w:type="dxa"/>
-              <w:end w:w="55" w:type="dxa"/>
-            </w:tcMar>
-            <w:vAlign w:val="center"/>
-          </w:tcPr>
-          <w:p>
-            <w:r>
-              <w:t>Tâche 1 — DRAS / manipulation</w:t>
-            </w:r>
-          </w:p>
-        </w:tc>
-        <w:tc>
-          <w:tcPr>
-            <w:tcW w:type="dxa" w:w="1530"/>
-            <w:tcMar>
-              <w:top w:w="45" w:type="dxa"/>
-              <w:start w:w="55" w:type="dxa"/>
-              <w:bottom w:w="45" w:type="dxa"/>
-              <w:end w:w="55" w:type="dxa"/>
-            </w:tcMar>
-            <w:vAlign w:val="center"/>
-          </w:tcPr>
-          <w:p>
-            <w:pPr>
-              <w:jc w:val="center"/>
-            </w:pPr>
-            <w:r>
-              <w:t>☐</w:t>
-            </w:r>
-          </w:p>
-        </w:tc>
-        <w:tc>
-          <w:tcPr>
-            <w:tcW w:type="dxa" w:w="1530"/>
-            <w:tcMar>
-              <w:top w:w="45" w:type="dxa"/>
-              <w:start w:w="55" w:type="dxa"/>
-              <w:bottom w:w="45" w:type="dxa"/>
-              <w:end w:w="55" w:type="dxa"/>
-            </w:tcMar>
-            <w:vAlign w:val="center"/>
-          </w:tcPr>
-          <w:p>
-            <w:pPr>
-              <w:jc w:val="center"/>
-            </w:pPr>
-            <w:r>
-              <w:t>☐</w:t>
-            </w:r>
-          </w:p>
-        </w:tc>
-        <w:tc>
-          <w:tcPr>
-            <w:tcW w:type="dxa" w:w="1530"/>
-            <w:tcMar>
-              <w:top w:w="45" w:type="dxa"/>
-              <w:start w:w="55" w:type="dxa"/>
-              <w:bottom w:w="45" w:type="dxa"/>
-              <w:end w:w="55" w:type="dxa"/>
-            </w:tcMar>
-            <w:vAlign w:val="center"/>
-          </w:tcPr>
-          <w:p>
-            <w:pPr>
-              <w:jc w:val="center"/>
-            </w:pPr>
-            <w:r>
-              <w:t>☐</w:t>
-            </w:r>
-          </w:p>
-        </w:tc>
-        <w:tc>
-          <w:tcPr>
-            <w:tcW w:type="dxa" w:w="1530"/>
-            <w:tcMar>
-              <w:top w:w="45" w:type="dxa"/>
-              <w:start w:w="55" w:type="dxa"/>
-              <w:bottom w:w="45" w:type="dxa"/>
-              <w:end w:w="55" w:type="dxa"/>
-            </w:tcMar>
-            <w:vAlign w:val="center"/>
-          </w:tcPr>
-          <w:p>
-            <w:pPr>
-              <w:jc w:val="center"/>
-            </w:pPr>
-            <w:r>
-              <w:t>☐</w:t>
-            </w:r>
-          </w:p>
-        </w:tc>
-      </w:tr>
-      <w:tr>
-        <w:trPr>
-          <w:cantSplit/>
-        </w:trPr>
-        <w:tc>
-          <w:tcPr>
-            <w:tcW w:type="dxa" w:w="1530"/>
-            <w:tcMar>
-              <w:top w:w="45" w:type="dxa"/>
-              <w:start w:w="55" w:type="dxa"/>
-              <w:bottom w:w="45" w:type="dxa"/>
-              <w:end w:w="55" w:type="dxa"/>
-            </w:tcMar>
-            <w:vAlign w:val="center"/>
-          </w:tcPr>
-          <w:p>
-            <w:r>
-              <w:t>GRA-P5-02</w:t>
-            </w:r>
-          </w:p>
-        </w:tc>
-        <w:tc>
-          <w:tcPr>
-            <w:tcW w:type="dxa" w:w="1530"/>
-            <w:tcMar>
-              <w:top w:w="45" w:type="dxa"/>
-              <w:start w:w="55" w:type="dxa"/>
-              <w:bottom w:w="45" w:type="dxa"/>
-              <w:end w:w="55" w:type="dxa"/>
-            </w:tcMar>
-            <w:vAlign w:val="center"/>
-          </w:tcPr>
-          <w:p>
-            <w:r>
-              <w:t>Reconnaître les classes de mots étudiées</w:t>
-            </w:r>
-          </w:p>
-        </w:tc>
-        <w:tc>
-          <w:tcPr>
-            <w:tcW w:type="dxa" w:w="1530"/>
-            <w:tcMar>
-              <w:top w:w="45" w:type="dxa"/>
-              <w:start w:w="55" w:type="dxa"/>
-              <w:bottom w:w="45" w:type="dxa"/>
-              <w:end w:w="55" w:type="dxa"/>
-            </w:tcMar>
-            <w:vAlign w:val="center"/>
-          </w:tcPr>
-          <w:p>
-            <w:r>
-              <w:t>Tâche 2 — DRAS / manipulation</w:t>
-            </w:r>
-          </w:p>
-        </w:tc>
-        <w:tc>
-          <w:tcPr>
-            <w:tcW w:type="dxa" w:w="1530"/>
-            <w:tcMar>
-              <w:top w:w="45" w:type="dxa"/>
-              <w:start w:w="55" w:type="dxa"/>
-              <w:bottom w:w="45" w:type="dxa"/>
-              <w:end w:w="55" w:type="dxa"/>
-            </w:tcMar>
-            <w:vAlign w:val="center"/>
-          </w:tcPr>
-          <w:p>
-            <w:pPr>
-              <w:jc w:val="center"/>
-            </w:pPr>
-            <w:r>
-              <w:t>☐</w:t>
-            </w:r>
-          </w:p>
-        </w:tc>
-        <w:tc>
-          <w:tcPr>
-            <w:tcW w:type="dxa" w:w="1530"/>
-            <w:tcMar>
-              <w:top w:w="45" w:type="dxa"/>
-              <w:start w:w="55" w:type="dxa"/>
-              <w:bottom w:w="45" w:type="dxa"/>
-              <w:end w:w="55" w:type="dxa"/>
-            </w:tcMar>
-            <w:vAlign w:val="center"/>
-          </w:tcPr>
-          <w:p>
-            <w:pPr>
-              <w:jc w:val="center"/>
-            </w:pPr>
-            <w:r>
-              <w:t>☐</w:t>
-            </w:r>
-          </w:p>
-        </w:tc>
-        <w:tc>
-          <w:tcPr>
-            <w:tcW w:type="dxa" w:w="1530"/>
-            <w:tcMar>
-              <w:top w:w="45" w:type="dxa"/>
-              <w:start w:w="55" w:type="dxa"/>
-              <w:bottom w:w="45" w:type="dxa"/>
-              <w:end w:w="55" w:type="dxa"/>
-            </w:tcMar>
-            <w:vAlign w:val="center"/>
-          </w:tcPr>
-          <w:p>
-            <w:pPr>
-              <w:jc w:val="center"/>
-            </w:pPr>
-            <w:r>
-              <w:t>☐</w:t>
-            </w:r>
-          </w:p>
-        </w:tc>
-        <w:tc>
-          <w:tcPr>
-            <w:tcW w:type="dxa" w:w="1530"/>
-            <w:tcMar>
-              <w:top w:w="45" w:type="dxa"/>
-              <w:start w:w="55" w:type="dxa"/>
-              <w:bottom w:w="45" w:type="dxa"/>
-              <w:end w:w="55" w:type="dxa"/>
-            </w:tcMar>
-            <w:vAlign w:val="center"/>
-          </w:tcPr>
-          <w:p>
-            <w:pPr>
-              <w:jc w:val="center"/>
-            </w:pPr>
-            <w:r>
-              <w:t>☐</w:t>
-            </w:r>
-          </w:p>
-        </w:tc>
-      </w:tr>
-      <w:tr>
-        <w:trPr>
-          <w:cantSplit/>
-        </w:trPr>
-        <w:tc>
-          <w:tcPr>
-            <w:tcW w:type="dxa" w:w="1530"/>
-            <w:tcMar>
-              <w:top w:w="45" w:type="dxa"/>
-              <w:start w:w="55" w:type="dxa"/>
-              <w:bottom w:w="45" w:type="dxa"/>
-              <w:end w:w="55" w:type="dxa"/>
-            </w:tcMar>
-            <w:vAlign w:val="center"/>
-          </w:tcPr>
-          <w:p>
-            <w:r>
-              <w:t>GRA-P5-03</w:t>
-            </w:r>
-          </w:p>
-        </w:tc>
-        <w:tc>
-          <w:tcPr>
-            <w:tcW w:type="dxa" w:w="1530"/>
-            <w:tcMar>
-              <w:top w:w="45" w:type="dxa"/>
-              <w:start w:w="55" w:type="dxa"/>
-              <w:bottom w:w="45" w:type="dxa"/>
-              <w:end w:w="55" w:type="dxa"/>
-            </w:tcMar>
-            <w:vAlign w:val="center"/>
-          </w:tcPr>
-          <w:p>
-            <w:r>
-              <w:t>Enrichir ou réduire une phrase</w:t>
-            </w:r>
-          </w:p>
-        </w:tc>
-        <w:tc>
-          <w:tcPr>
-            <w:tcW w:type="dxa" w:w="1530"/>
-            <w:tcMar>
-              <w:top w:w="45" w:type="dxa"/>
-              <w:start w:w="55" w:type="dxa"/>
-              <w:bottom w:w="45" w:type="dxa"/>
-              <w:end w:w="55" w:type="dxa"/>
-            </w:tcMar>
-            <w:vAlign w:val="center"/>
-          </w:tcPr>
-          <w:p>
-            <w:r>
-              <w:t>Tâche 3 — DRAS / manipulation</w:t>
-            </w:r>
-          </w:p>
-        </w:tc>
-        <w:tc>
-          <w:tcPr>
-            <w:tcW w:type="dxa" w:w="1530"/>
-            <w:tcMar>
-              <w:top w:w="45" w:type="dxa"/>
-              <w:start w:w="55" w:type="dxa"/>
-              <w:bottom w:w="45" w:type="dxa"/>
-              <w:end w:w="55" w:type="dxa"/>
-            </w:tcMar>
-            <w:vAlign w:val="center"/>
-          </w:tcPr>
-          <w:p>
-            <w:pPr>
-              <w:jc w:val="center"/>
-            </w:pPr>
-            <w:r>
-              <w:t>☐</w:t>
-            </w:r>
-          </w:p>
-        </w:tc>
-        <w:tc>
-          <w:tcPr>
-            <w:tcW w:type="dxa" w:w="1530"/>
-            <w:tcMar>
-              <w:top w:w="45" w:type="dxa"/>
-              <w:start w:w="55" w:type="dxa"/>
-              <w:bottom w:w="45" w:type="dxa"/>
-              <w:end w:w="55" w:type="dxa"/>
-            </w:tcMar>
-            <w:vAlign w:val="center"/>
-          </w:tcPr>
-          <w:p>
-            <w:pPr>
-              <w:jc w:val="center"/>
-            </w:pPr>
-            <w:r>
-              <w:t>☐</w:t>
-            </w:r>
-          </w:p>
-        </w:tc>
-        <w:tc>
-          <w:tcPr>
-            <w:tcW w:type="dxa" w:w="1530"/>
-            <w:tcMar>
-              <w:top w:w="45" w:type="dxa"/>
-              <w:start w:w="55" w:type="dxa"/>
-              <w:bottom w:w="45" w:type="dxa"/>
-              <w:end w:w="55" w:type="dxa"/>
-            </w:tcMar>
-            <w:vAlign w:val="center"/>
-          </w:tcPr>
-          <w:p>
-            <w:pPr>
-              <w:jc w:val="center"/>
-            </w:pPr>
-            <w:r>
-              <w:t>☐</w:t>
-            </w:r>
-          </w:p>
-        </w:tc>
-        <w:tc>
-          <w:tcPr>
-            <w:tcW w:type="dxa" w:w="1530"/>
-            <w:tcMar>
-              <w:top w:w="45" w:type="dxa"/>
-              <w:start w:w="55" w:type="dxa"/>
-              <w:bottom w:w="45" w:type="dxa"/>
-              <w:end w:w="55" w:type="dxa"/>
-            </w:tcMar>
-            <w:vAlign w:val="center"/>
-          </w:tcPr>
-          <w:p>
-            <w:pPr>
-              <w:jc w:val="center"/>
-            </w:pPr>
-            <w:r>
-              <w:t>☐</w:t>
-            </w:r>
-          </w:p>
-        </w:tc>
-      </w:tr>
-      <w:tr>
-        <w:trPr>
-          <w:cantSplit/>
-        </w:trPr>
-        <w:tc>
-          <w:tcPr>
-            <w:tcW w:type="dxa" w:w="1530"/>
-            <w:tcMar>
-              <w:top w:w="45" w:type="dxa"/>
-              <w:start w:w="55" w:type="dxa"/>
-              <w:bottom w:w="45" w:type="dxa"/>
-              <w:end w:w="55" w:type="dxa"/>
-            </w:tcMar>
-            <w:vAlign w:val="center"/>
-          </w:tcPr>
-          <w:p>
-            <w:r>
-              <w:t>CONJ-P5-01</w:t>
-            </w:r>
-          </w:p>
-        </w:tc>
-        <w:tc>
-          <w:tcPr>
-            <w:tcW w:type="dxa" w:w="1530"/>
-            <w:tcMar>
-              <w:top w:w="45" w:type="dxa"/>
-              <w:start w:w="55" w:type="dxa"/>
-              <w:bottom w:w="45" w:type="dxa"/>
-              <w:end w:w="55" w:type="dxa"/>
-            </w:tcMar>
-            <w:vAlign w:val="center"/>
-          </w:tcPr>
-          <w:p>
-            <w:r>
-              <w:t>Identifier le passé composé</w:t>
-            </w:r>
-          </w:p>
-        </w:tc>
-        <w:tc>
-          <w:tcPr>
-            <w:tcW w:type="dxa" w:w="1530"/>
-            <w:tcMar>
-              <w:top w:w="45" w:type="dxa"/>
-              <w:start w:w="55" w:type="dxa"/>
-              <w:bottom w:w="45" w:type="dxa"/>
-              <w:end w:w="55" w:type="dxa"/>
-            </w:tcMar>
-            <w:vAlign w:val="center"/>
-          </w:tcPr>
-          <w:p>
-            <w:r>
-              <w:t>Tâche 4 — DRAS / manipulation</w:t>
-            </w:r>
-          </w:p>
-        </w:tc>
-        <w:tc>
-          <w:tcPr>
-            <w:tcW w:type="dxa" w:w="1530"/>
-            <w:tcMar>
-              <w:top w:w="45" w:type="dxa"/>
-              <w:start w:w="55" w:type="dxa"/>
-              <w:bottom w:w="45" w:type="dxa"/>
-              <w:end w:w="55" w:type="dxa"/>
-            </w:tcMar>
-            <w:vAlign w:val="center"/>
-          </w:tcPr>
-          <w:p>
-            <w:pPr>
-              <w:jc w:val="center"/>
-            </w:pPr>
-            <w:r>
-              <w:t>☐</w:t>
-            </w:r>
-          </w:p>
-        </w:tc>
-        <w:tc>
-          <w:tcPr>
-            <w:tcW w:type="dxa" w:w="1530"/>
-            <w:tcMar>
-              <w:top w:w="45" w:type="dxa"/>
-              <w:start w:w="55" w:type="dxa"/>
-              <w:bottom w:w="45" w:type="dxa"/>
-              <w:end w:w="55" w:type="dxa"/>
-            </w:tcMar>
-            <w:vAlign w:val="center"/>
-          </w:tcPr>
-          <w:p>
-            <w:pPr>
-              <w:jc w:val="center"/>
-            </w:pPr>
-            <w:r>
-              <w:t>☐</w:t>
-            </w:r>
-          </w:p>
-        </w:tc>
-        <w:tc>
-          <w:tcPr>
-            <w:tcW w:type="dxa" w:w="1530"/>
-            <w:tcMar>
-              <w:top w:w="45" w:type="dxa"/>
-              <w:start w:w="55" w:type="dxa"/>
-              <w:bottom w:w="45" w:type="dxa"/>
-              <w:end w:w="55" w:type="dxa"/>
-            </w:tcMar>
-            <w:vAlign w:val="center"/>
-          </w:tcPr>
-          <w:p>
-            <w:pPr>
-              <w:jc w:val="center"/>
-            </w:pPr>
-            <w:r>
-              <w:t>☐</w:t>
-            </w:r>
-          </w:p>
-        </w:tc>
-        <w:tc>
-          <w:tcPr>
-            <w:tcW w:type="dxa" w:w="1530"/>
-            <w:tcMar>
-              <w:top w:w="45" w:type="dxa"/>
-              <w:start w:w="55" w:type="dxa"/>
-              <w:bottom w:w="45" w:type="dxa"/>
-              <w:end w:w="55" w:type="dxa"/>
-            </w:tcMar>
-            <w:vAlign w:val="center"/>
-          </w:tcPr>
-          <w:p>
-            <w:pPr>
-              <w:jc w:val="center"/>
-            </w:pPr>
-            <w:r>
-              <w:t>☐</w:t>
-            </w:r>
-          </w:p>
-        </w:tc>
-      </w:tr>
-      <w:tr>
-        <w:trPr>
-          <w:cantSplit/>
-        </w:trPr>
-        <w:tc>
-          <w:tcPr>
-            <w:tcW w:type="dxa" w:w="1530"/>
-            <w:tcMar>
-              <w:top w:w="45" w:type="dxa"/>
-              <w:start w:w="55" w:type="dxa"/>
-              <w:bottom w:w="45" w:type="dxa"/>
-              <w:end w:w="55" w:type="dxa"/>
-            </w:tcMar>
-            <w:vAlign w:val="center"/>
-          </w:tcPr>
-          <w:p>
-            <w:r>
-              <w:t>CONJ-P5-02</w:t>
-            </w:r>
-          </w:p>
-        </w:tc>
-        <w:tc>
-          <w:tcPr>
-            <w:tcW w:type="dxa" w:w="1530"/>
-            <w:tcMar>
-              <w:top w:w="45" w:type="dxa"/>
-              <w:start w:w="55" w:type="dxa"/>
-              <w:bottom w:w="45" w:type="dxa"/>
-              <w:end w:w="55" w:type="dxa"/>
-            </w:tcMar>
-            <w:vAlign w:val="center"/>
-          </w:tcPr>
-          <w:p>
-            <w:r>
-              <w:t>Conjuguer les verbes en -er au passé composé</w:t>
-            </w:r>
-          </w:p>
-        </w:tc>
-        <w:tc>
-          <w:tcPr>
-            <w:tcW w:type="dxa" w:w="1530"/>
-            <w:tcMar>
-              <w:top w:w="45" w:type="dxa"/>
-              <w:start w:w="55" w:type="dxa"/>
-              <w:bottom w:w="45" w:type="dxa"/>
-              <w:end w:w="55" w:type="dxa"/>
-            </w:tcMar>
-            <w:vAlign w:val="center"/>
-          </w:tcPr>
-          <w:p>
-            <w:r>
-              <w:t>Tâche 5 — DRAS / manipulation</w:t>
-            </w:r>
-          </w:p>
-        </w:tc>
-        <w:tc>
-          <w:tcPr>
-            <w:tcW w:type="dxa" w:w="1530"/>
-            <w:tcMar>
-              <w:top w:w="45" w:type="dxa"/>
-              <w:start w:w="55" w:type="dxa"/>
-              <w:bottom w:w="45" w:type="dxa"/>
-              <w:end w:w="55" w:type="dxa"/>
-            </w:tcMar>
-            <w:vAlign w:val="center"/>
-          </w:tcPr>
-          <w:p>
-            <w:pPr>
-              <w:jc w:val="center"/>
-            </w:pPr>
-            <w:r>
-              <w:t>☐</w:t>
-            </w:r>
-          </w:p>
-        </w:tc>
-        <w:tc>
-          <w:tcPr>
-            <w:tcW w:type="dxa" w:w="1530"/>
-            <w:tcMar>
-              <w:top w:w="45" w:type="dxa"/>
-              <w:start w:w="55" w:type="dxa"/>
-              <w:bottom w:w="45" w:type="dxa"/>
-              <w:end w:w="55" w:type="dxa"/>
-            </w:tcMar>
-            <w:vAlign w:val="center"/>
-          </w:tcPr>
-          <w:p>
-            <w:pPr>
-              <w:jc w:val="center"/>
-            </w:pPr>
-            <w:r>
-              <w:t>☐</w:t>
-            </w:r>
-          </w:p>
-        </w:tc>
-        <w:tc>
-          <w:tcPr>
-            <w:tcW w:type="dxa" w:w="1530"/>
-            <w:tcMar>
-              <w:top w:w="45" w:type="dxa"/>
-              <w:start w:w="55" w:type="dxa"/>
-              <w:bottom w:w="45" w:type="dxa"/>
-              <w:end w:w="55" w:type="dxa"/>
-            </w:tcMar>
-            <w:vAlign w:val="center"/>
-          </w:tcPr>
-          <w:p>
-            <w:pPr>
-              <w:jc w:val="center"/>
-            </w:pPr>
-            <w:r>
-              <w:t>☐</w:t>
-            </w:r>
-          </w:p>
-        </w:tc>
-        <w:tc>
-          <w:tcPr>
-            <w:tcW w:type="dxa" w:w="1530"/>
-            <w:tcMar>
-              <w:top w:w="45" w:type="dxa"/>
-              <w:start w:w="55" w:type="dxa"/>
-              <w:bottom w:w="45" w:type="dxa"/>
-              <w:end w:w="55" w:type="dxa"/>
-            </w:tcMar>
-            <w:vAlign w:val="center"/>
-          </w:tcPr>
-          <w:p>
-            <w:pPr>
-              <w:jc w:val="center"/>
-            </w:pPr>
-            <w:r>
-              <w:t>☐</w:t>
-            </w:r>
-          </w:p>
-        </w:tc>
-      </w:tr>
-      <w:tr>
-        <w:trPr>
-          <w:cantSplit/>
-        </w:trPr>
-        <w:tc>
-          <w:tcPr>
-            <w:tcW w:type="dxa" w:w="1530"/>
-            <w:tcMar>
-              <w:top w:w="45" w:type="dxa"/>
-              <w:start w:w="55" w:type="dxa"/>
-              <w:bottom w:w="45" w:type="dxa"/>
-              <w:end w:w="55" w:type="dxa"/>
-            </w:tcMar>
-            <w:vAlign w:val="center"/>
-          </w:tcPr>
-          <w:p>
-            <w:r>
-              <w:t>CONJ-P5-03</w:t>
-            </w:r>
-          </w:p>
-        </w:tc>
-        <w:tc>
-          <w:tcPr>
-            <w:tcW w:type="dxa" w:w="1530"/>
-            <w:tcMar>
-              <w:top w:w="45" w:type="dxa"/>
-              <w:start w:w="55" w:type="dxa"/>
-              <w:bottom w:w="45" w:type="dxa"/>
-              <w:end w:w="55" w:type="dxa"/>
-            </w:tcMar>
-            <w:vAlign w:val="center"/>
-          </w:tcPr>
-          <w:p>
-            <w:r>
-              <w:t>Choisir entre imparfait et passé composé</w:t>
-            </w:r>
-          </w:p>
-        </w:tc>
-        <w:tc>
-          <w:tcPr>
-            <w:tcW w:type="dxa" w:w="1530"/>
-            <w:tcMar>
-              <w:top w:w="45" w:type="dxa"/>
-              <w:start w:w="55" w:type="dxa"/>
-              <w:bottom w:w="45" w:type="dxa"/>
-              <w:end w:w="55" w:type="dxa"/>
-            </w:tcMar>
-            <w:vAlign w:val="center"/>
-          </w:tcPr>
-          <w:p>
-            <w:r>
-              <w:t>Tâche 6 — DRAS / manipulation</w:t>
-            </w:r>
-          </w:p>
-        </w:tc>
-        <w:tc>
-          <w:tcPr>
-            <w:tcW w:type="dxa" w:w="1530"/>
-            <w:tcMar>
-              <w:top w:w="45" w:type="dxa"/>
-              <w:start w:w="55" w:type="dxa"/>
-              <w:bottom w:w="45" w:type="dxa"/>
-              <w:end w:w="55" w:type="dxa"/>
-            </w:tcMar>
-            <w:vAlign w:val="center"/>
-          </w:tcPr>
-          <w:p>
-            <w:pPr>
-              <w:jc w:val="center"/>
-            </w:pPr>
-            <w:r>
-              <w:t>☐</w:t>
-            </w:r>
-          </w:p>
-        </w:tc>
-        <w:tc>
-          <w:tcPr>
-            <w:tcW w:type="dxa" w:w="1530"/>
-            <w:tcMar>
-              <w:top w:w="45" w:type="dxa"/>
-              <w:start w:w="55" w:type="dxa"/>
-              <w:bottom w:w="45" w:type="dxa"/>
-              <w:end w:w="55" w:type="dxa"/>
-            </w:tcMar>
-            <w:vAlign w:val="center"/>
-          </w:tcPr>
-          <w:p>
-            <w:pPr>
-              <w:jc w:val="center"/>
-            </w:pPr>
-            <w:r>
-              <w:t>☐</w:t>
-            </w:r>
-          </w:p>
-        </w:tc>
-        <w:tc>
-          <w:tcPr>
-            <w:tcW w:type="dxa" w:w="1530"/>
-            <w:tcMar>
-              <w:top w:w="45" w:type="dxa"/>
-              <w:start w:w="55" w:type="dxa"/>
-              <w:bottom w:w="45" w:type="dxa"/>
-              <w:end w:w="55" w:type="dxa"/>
-            </w:tcMar>
-            <w:vAlign w:val="center"/>
-          </w:tcPr>
-          <w:p>
-            <w:pPr>
-              <w:jc w:val="center"/>
-            </w:pPr>
-            <w:r>
-              <w:t>☐</w:t>
-            </w:r>
-          </w:p>
-        </w:tc>
-        <w:tc>
-          <w:tcPr>
-            <w:tcW w:type="dxa" w:w="1530"/>
-            <w:tcMar>
-              <w:top w:w="45" w:type="dxa"/>
-              <w:start w:w="55" w:type="dxa"/>
-              <w:bottom w:w="45" w:type="dxa"/>
-              <w:end w:w="55" w:type="dxa"/>
-            </w:tcMar>
-            <w:vAlign w:val="center"/>
-          </w:tcPr>
-          <w:p>
-            <w:pPr>
-              <w:jc w:val="center"/>
-            </w:pPr>
-            <w:r>
-              <w:t>☐</w:t>
-            </w:r>
-          </w:p>
-        </w:tc>
-      </w:tr>
-      <w:tr>
-        <w:trPr>
-          <w:cantSplit/>
-        </w:trPr>
-        <w:tc>
-          <w:tcPr>
-            <w:tcW w:type="dxa" w:w="1530"/>
-            <w:tcMar>
-              <w:top w:w="45" w:type="dxa"/>
-              <w:start w:w="55" w:type="dxa"/>
-              <w:bottom w:w="45" w:type="dxa"/>
-              <w:end w:w="55" w:type="dxa"/>
-            </w:tcMar>
-            <w:vAlign w:val="center"/>
-          </w:tcPr>
-          <w:p>
-            <w:r>
-              <w:t>ORT-P5-01</w:t>
-            </w:r>
-          </w:p>
-        </w:tc>
-        <w:tc>
-          <w:tcPr>
-            <w:tcW w:type="dxa" w:w="1530"/>
-            <w:tcMar>
-              <w:top w:w="45" w:type="dxa"/>
-              <w:start w:w="55" w:type="dxa"/>
-              <w:bottom w:w="45" w:type="dxa"/>
-              <w:end w:w="55" w:type="dxa"/>
-            </w:tcMar>
-            <w:vAlign w:val="center"/>
+            <w:tcW w:type="dxa" w:w="2663"/>
           </w:tcPr>
           <w:p>
             <w:r>
@@ -1129,949 +142,45 @@
         </w:tc>
         <w:tc>
           <w:tcPr>
-            <w:tcW w:type="dxa" w:w="1530"/>
-            <w:tcMar>
-              <w:top w:w="45" w:type="dxa"/>
-              <w:start w:w="55" w:type="dxa"/>
-              <w:bottom w:w="45" w:type="dxa"/>
-              <w:end w:w="55" w:type="dxa"/>
-            </w:tcMar>
-            <w:vAlign w:val="center"/>
+            <w:tcW w:type="dxa" w:w="2663"/>
           </w:tcPr>
           <w:p>
             <w:r>
-              <w:t>Tâche 7 — DRAS / manipulation</w:t>
+              <w:t>☐ Réussi</w:t>
+              <w:br/>
+              <w:t>☐ En progrès</w:t>
+              <w:br/>
+              <w:t>☐ À reprendre</w:t>
             </w:r>
           </w:p>
         </w:tc>
         <w:tc>
           <w:tcPr>
-            <w:tcW w:type="dxa" w:w="1530"/>
-            <w:tcMar>
-              <w:top w:w="45" w:type="dxa"/>
-              <w:start w:w="55" w:type="dxa"/>
-              <w:bottom w:w="45" w:type="dxa"/>
-              <w:end w:w="55" w:type="dxa"/>
-            </w:tcMar>
-            <w:vAlign w:val="center"/>
+            <w:tcW w:type="dxa" w:w="2663"/>
           </w:tcPr>
           <w:p>
-            <w:pPr>
-              <w:jc w:val="center"/>
-            </w:pPr>
             <w:r>
-              <w:t>☐</w:t>
+              <w:t>Accords corrects lors des transformations.</w:t>
+              <w:br/>
+              <w:br/>
+            </w:r>
+          </w:p>
+        </w:tc>
+      </w:tr>
+      <w:tr>
+        <w:tc>
+          <w:tcPr>
+            <w:tcW w:type="dxa" w:w="2663"/>
+          </w:tcPr>
+          <w:p>
+            <w:r>
+              <w:t>🆕 ECR-P5-04</w:t>
             </w:r>
           </w:p>
         </w:tc>
         <w:tc>
           <w:tcPr>
-            <w:tcW w:type="dxa" w:w="1530"/>
-            <w:tcMar>
-              <w:top w:w="45" w:type="dxa"/>
-              <w:start w:w="55" w:type="dxa"/>
-              <w:bottom w:w="45" w:type="dxa"/>
-              <w:end w:w="55" w:type="dxa"/>
-            </w:tcMar>
-            <w:vAlign w:val="center"/>
-          </w:tcPr>
-          <w:p>
-            <w:pPr>
-              <w:jc w:val="center"/>
-            </w:pPr>
-            <w:r>
-              <w:t>☐</w:t>
-            </w:r>
-          </w:p>
-        </w:tc>
-        <w:tc>
-          <w:tcPr>
-            <w:tcW w:type="dxa" w:w="1530"/>
-            <w:tcMar>
-              <w:top w:w="45" w:type="dxa"/>
-              <w:start w:w="55" w:type="dxa"/>
-              <w:bottom w:w="45" w:type="dxa"/>
-              <w:end w:w="55" w:type="dxa"/>
-            </w:tcMar>
-            <w:vAlign w:val="center"/>
-          </w:tcPr>
-          <w:p>
-            <w:pPr>
-              <w:jc w:val="center"/>
-            </w:pPr>
-            <w:r>
-              <w:t>☐</w:t>
-            </w:r>
-          </w:p>
-        </w:tc>
-        <w:tc>
-          <w:tcPr>
-            <w:tcW w:type="dxa" w:w="1530"/>
-            <w:tcMar>
-              <w:top w:w="45" w:type="dxa"/>
-              <w:start w:w="55" w:type="dxa"/>
-              <w:bottom w:w="45" w:type="dxa"/>
-              <w:end w:w="55" w:type="dxa"/>
-            </w:tcMar>
-            <w:vAlign w:val="center"/>
-          </w:tcPr>
-          <w:p>
-            <w:pPr>
-              <w:jc w:val="center"/>
-            </w:pPr>
-            <w:r>
-              <w:t>☐</w:t>
-            </w:r>
-          </w:p>
-        </w:tc>
-      </w:tr>
-      <w:tr>
-        <w:trPr>
-          <w:cantSplit/>
-        </w:trPr>
-        <w:tc>
-          <w:tcPr>
-            <w:tcW w:type="dxa" w:w="1530"/>
-            <w:tcMar>
-              <w:top w:w="45" w:type="dxa"/>
-              <w:start w:w="55" w:type="dxa"/>
-              <w:bottom w:w="45" w:type="dxa"/>
-              <w:end w:w="55" w:type="dxa"/>
-            </w:tcMar>
-            <w:vAlign w:val="center"/>
-          </w:tcPr>
-          <w:p>
-            <w:r>
-              <w:t>ORT-P5-02</w:t>
-            </w:r>
-          </w:p>
-        </w:tc>
-        <w:tc>
-          <w:tcPr>
-            <w:tcW w:type="dxa" w:w="1530"/>
-            <w:tcMar>
-              <w:top w:w="45" w:type="dxa"/>
-              <w:start w:w="55" w:type="dxa"/>
-              <w:bottom w:w="45" w:type="dxa"/>
-              <w:end w:w="55" w:type="dxa"/>
-            </w:tcMar>
-            <w:vAlign w:val="center"/>
-          </w:tcPr>
-          <w:p>
-            <w:r>
-              <w:t>Réaliser les accords dans la phrase</w:t>
-            </w:r>
-          </w:p>
-        </w:tc>
-        <w:tc>
-          <w:tcPr>
-            <w:tcW w:type="dxa" w:w="1530"/>
-            <w:tcMar>
-              <w:top w:w="45" w:type="dxa"/>
-              <w:start w:w="55" w:type="dxa"/>
-              <w:bottom w:w="45" w:type="dxa"/>
-              <w:end w:w="55" w:type="dxa"/>
-            </w:tcMar>
-            <w:vAlign w:val="center"/>
-          </w:tcPr>
-          <w:p>
-            <w:r>
-              <w:t>Tâche 8 — DRAS / manipulation</w:t>
-            </w:r>
-          </w:p>
-        </w:tc>
-        <w:tc>
-          <w:tcPr>
-            <w:tcW w:type="dxa" w:w="1530"/>
-            <w:tcMar>
-              <w:top w:w="45" w:type="dxa"/>
-              <w:start w:w="55" w:type="dxa"/>
-              <w:bottom w:w="45" w:type="dxa"/>
-              <w:end w:w="55" w:type="dxa"/>
-            </w:tcMar>
-            <w:vAlign w:val="center"/>
-          </w:tcPr>
-          <w:p>
-            <w:pPr>
-              <w:jc w:val="center"/>
-            </w:pPr>
-            <w:r>
-              <w:t>☐</w:t>
-            </w:r>
-          </w:p>
-        </w:tc>
-        <w:tc>
-          <w:tcPr>
-            <w:tcW w:type="dxa" w:w="1530"/>
-            <w:tcMar>
-              <w:top w:w="45" w:type="dxa"/>
-              <w:start w:w="55" w:type="dxa"/>
-              <w:bottom w:w="45" w:type="dxa"/>
-              <w:end w:w="55" w:type="dxa"/>
-            </w:tcMar>
-            <w:vAlign w:val="center"/>
-          </w:tcPr>
-          <w:p>
-            <w:pPr>
-              <w:jc w:val="center"/>
-            </w:pPr>
-            <w:r>
-              <w:t>☐</w:t>
-            </w:r>
-          </w:p>
-        </w:tc>
-        <w:tc>
-          <w:tcPr>
-            <w:tcW w:type="dxa" w:w="1530"/>
-            <w:tcMar>
-              <w:top w:w="45" w:type="dxa"/>
-              <w:start w:w="55" w:type="dxa"/>
-              <w:bottom w:w="45" w:type="dxa"/>
-              <w:end w:w="55" w:type="dxa"/>
-            </w:tcMar>
-            <w:vAlign w:val="center"/>
-          </w:tcPr>
-          <w:p>
-            <w:pPr>
-              <w:jc w:val="center"/>
-            </w:pPr>
-            <w:r>
-              <w:t>☐</w:t>
-            </w:r>
-          </w:p>
-        </w:tc>
-        <w:tc>
-          <w:tcPr>
-            <w:tcW w:type="dxa" w:w="1530"/>
-            <w:tcMar>
-              <w:top w:w="45" w:type="dxa"/>
-              <w:start w:w="55" w:type="dxa"/>
-              <w:bottom w:w="45" w:type="dxa"/>
-              <w:end w:w="55" w:type="dxa"/>
-            </w:tcMar>
-            <w:vAlign w:val="center"/>
-          </w:tcPr>
-          <w:p>
-            <w:pPr>
-              <w:jc w:val="center"/>
-            </w:pPr>
-            <w:r>
-              <w:t>☐</w:t>
-            </w:r>
-          </w:p>
-        </w:tc>
-      </w:tr>
-      <w:tr>
-        <w:trPr>
-          <w:cantSplit/>
-        </w:trPr>
-        <w:tc>
-          <w:tcPr>
-            <w:tcW w:type="dxa" w:w="1530"/>
-            <w:tcMar>
-              <w:top w:w="45" w:type="dxa"/>
-              <w:start w:w="55" w:type="dxa"/>
-              <w:bottom w:w="45" w:type="dxa"/>
-              <w:end w:w="55" w:type="dxa"/>
-            </w:tcMar>
-            <w:vAlign w:val="center"/>
-          </w:tcPr>
-          <w:p>
-            <w:r>
-              <w:t>ORT-P5-05</w:t>
-            </w:r>
-          </w:p>
-        </w:tc>
-        <w:tc>
-          <w:tcPr>
-            <w:tcW w:type="dxa" w:w="1530"/>
-            <w:tcMar>
-              <w:top w:w="45" w:type="dxa"/>
-              <w:start w:w="55" w:type="dxa"/>
-              <w:bottom w:w="45" w:type="dxa"/>
-              <w:end w:w="55" w:type="dxa"/>
-            </w:tcMar>
-            <w:vAlign w:val="center"/>
-          </w:tcPr>
-          <w:p>
-            <w:r>
-              <w:t>Relire une dictée de manière méthodique</w:t>
-            </w:r>
-          </w:p>
-        </w:tc>
-        <w:tc>
-          <w:tcPr>
-            <w:tcW w:type="dxa" w:w="1530"/>
-            <w:tcMar>
-              <w:top w:w="45" w:type="dxa"/>
-              <w:start w:w="55" w:type="dxa"/>
-              <w:bottom w:w="45" w:type="dxa"/>
-              <w:end w:w="55" w:type="dxa"/>
-            </w:tcMar>
-            <w:vAlign w:val="center"/>
-          </w:tcPr>
-          <w:p>
-            <w:r>
-              <w:t>Tâche 9 — DRAS / manipulation</w:t>
-            </w:r>
-          </w:p>
-        </w:tc>
-        <w:tc>
-          <w:tcPr>
-            <w:tcW w:type="dxa" w:w="1530"/>
-            <w:tcMar>
-              <w:top w:w="45" w:type="dxa"/>
-              <w:start w:w="55" w:type="dxa"/>
-              <w:bottom w:w="45" w:type="dxa"/>
-              <w:end w:w="55" w:type="dxa"/>
-            </w:tcMar>
-            <w:vAlign w:val="center"/>
-          </w:tcPr>
-          <w:p>
-            <w:pPr>
-              <w:jc w:val="center"/>
-            </w:pPr>
-            <w:r>
-              <w:t>☐</w:t>
-            </w:r>
-          </w:p>
-        </w:tc>
-        <w:tc>
-          <w:tcPr>
-            <w:tcW w:type="dxa" w:w="1530"/>
-            <w:tcMar>
-              <w:top w:w="45" w:type="dxa"/>
-              <w:start w:w="55" w:type="dxa"/>
-              <w:bottom w:w="45" w:type="dxa"/>
-              <w:end w:w="55" w:type="dxa"/>
-            </w:tcMar>
-            <w:vAlign w:val="center"/>
-          </w:tcPr>
-          <w:p>
-            <w:pPr>
-              <w:jc w:val="center"/>
-            </w:pPr>
-            <w:r>
-              <w:t>☐</w:t>
-            </w:r>
-          </w:p>
-        </w:tc>
-        <w:tc>
-          <w:tcPr>
-            <w:tcW w:type="dxa" w:w="1530"/>
-            <w:tcMar>
-              <w:top w:w="45" w:type="dxa"/>
-              <w:start w:w="55" w:type="dxa"/>
-              <w:bottom w:w="45" w:type="dxa"/>
-              <w:end w:w="55" w:type="dxa"/>
-            </w:tcMar>
-            <w:vAlign w:val="center"/>
-          </w:tcPr>
-          <w:p>
-            <w:pPr>
-              <w:jc w:val="center"/>
-            </w:pPr>
-            <w:r>
-              <w:t>☐</w:t>
-            </w:r>
-          </w:p>
-        </w:tc>
-        <w:tc>
-          <w:tcPr>
-            <w:tcW w:type="dxa" w:w="1530"/>
-            <w:tcMar>
-              <w:top w:w="45" w:type="dxa"/>
-              <w:start w:w="55" w:type="dxa"/>
-              <w:bottom w:w="45" w:type="dxa"/>
-              <w:end w:w="55" w:type="dxa"/>
-            </w:tcMar>
-            <w:vAlign w:val="center"/>
-          </w:tcPr>
-          <w:p>
-            <w:pPr>
-              <w:jc w:val="center"/>
-            </w:pPr>
-            <w:r>
-              <w:t>☐</w:t>
-            </w:r>
-          </w:p>
-        </w:tc>
-      </w:tr>
-      <w:tr>
-        <w:trPr>
-          <w:cantSplit/>
-        </w:trPr>
-        <w:tc>
-          <w:tcPr>
-            <w:tcW w:type="dxa" w:w="1530"/>
-            <w:tcMar>
-              <w:top w:w="45" w:type="dxa"/>
-              <w:start w:w="55" w:type="dxa"/>
-              <w:bottom w:w="45" w:type="dxa"/>
-              <w:end w:w="55" w:type="dxa"/>
-            </w:tcMar>
-            <w:vAlign w:val="center"/>
-          </w:tcPr>
-          <w:p>
-            <w:r>
-              <w:t>VOC-P5-01</w:t>
-            </w:r>
-          </w:p>
-        </w:tc>
-        <w:tc>
-          <w:tcPr>
-            <w:tcW w:type="dxa" w:w="1530"/>
-            <w:tcMar>
-              <w:top w:w="45" w:type="dxa"/>
-              <w:start w:w="55" w:type="dxa"/>
-              <w:bottom w:w="45" w:type="dxa"/>
-              <w:end w:w="55" w:type="dxa"/>
-            </w:tcMar>
-            <w:vAlign w:val="center"/>
-          </w:tcPr>
-          <w:p>
-            <w:r>
-              <w:t>Réinvestir un réseau lexical</w:t>
-            </w:r>
-          </w:p>
-        </w:tc>
-        <w:tc>
-          <w:tcPr>
-            <w:tcW w:type="dxa" w:w="1530"/>
-            <w:tcMar>
-              <w:top w:w="45" w:type="dxa"/>
-              <w:start w:w="55" w:type="dxa"/>
-              <w:bottom w:w="45" w:type="dxa"/>
-              <w:end w:w="55" w:type="dxa"/>
-            </w:tcMar>
-            <w:vAlign w:val="center"/>
-          </w:tcPr>
-          <w:p>
-            <w:r>
-              <w:t>Tâche 10 — DRAS / manipulation</w:t>
-            </w:r>
-          </w:p>
-        </w:tc>
-        <w:tc>
-          <w:tcPr>
-            <w:tcW w:type="dxa" w:w="1530"/>
-            <w:tcMar>
-              <w:top w:w="45" w:type="dxa"/>
-              <w:start w:w="55" w:type="dxa"/>
-              <w:bottom w:w="45" w:type="dxa"/>
-              <w:end w:w="55" w:type="dxa"/>
-            </w:tcMar>
-            <w:vAlign w:val="center"/>
-          </w:tcPr>
-          <w:p>
-            <w:pPr>
-              <w:jc w:val="center"/>
-            </w:pPr>
-            <w:r>
-              <w:t>☐</w:t>
-            </w:r>
-          </w:p>
-        </w:tc>
-        <w:tc>
-          <w:tcPr>
-            <w:tcW w:type="dxa" w:w="1530"/>
-            <w:tcMar>
-              <w:top w:w="45" w:type="dxa"/>
-              <w:start w:w="55" w:type="dxa"/>
-              <w:bottom w:w="45" w:type="dxa"/>
-              <w:end w:w="55" w:type="dxa"/>
-            </w:tcMar>
-            <w:vAlign w:val="center"/>
-          </w:tcPr>
-          <w:p>
-            <w:pPr>
-              <w:jc w:val="center"/>
-            </w:pPr>
-            <w:r>
-              <w:t>☐</w:t>
-            </w:r>
-          </w:p>
-        </w:tc>
-        <w:tc>
-          <w:tcPr>
-            <w:tcW w:type="dxa" w:w="1530"/>
-            <w:tcMar>
-              <w:top w:w="45" w:type="dxa"/>
-              <w:start w:w="55" w:type="dxa"/>
-              <w:bottom w:w="45" w:type="dxa"/>
-              <w:end w:w="55" w:type="dxa"/>
-            </w:tcMar>
-            <w:vAlign w:val="center"/>
-          </w:tcPr>
-          <w:p>
-            <w:pPr>
-              <w:jc w:val="center"/>
-            </w:pPr>
-            <w:r>
-              <w:t>☐</w:t>
-            </w:r>
-          </w:p>
-        </w:tc>
-        <w:tc>
-          <w:tcPr>
-            <w:tcW w:type="dxa" w:w="1530"/>
-            <w:tcMar>
-              <w:top w:w="45" w:type="dxa"/>
-              <w:start w:w="55" w:type="dxa"/>
-              <w:bottom w:w="45" w:type="dxa"/>
-              <w:end w:w="55" w:type="dxa"/>
-            </w:tcMar>
-            <w:vAlign w:val="center"/>
-          </w:tcPr>
-          <w:p>
-            <w:pPr>
-              <w:jc w:val="center"/>
-            </w:pPr>
-            <w:r>
-              <w:t>☐</w:t>
-            </w:r>
-          </w:p>
-        </w:tc>
-      </w:tr>
-      <w:tr>
-        <w:trPr>
-          <w:cantSplit/>
-        </w:trPr>
-        <w:tc>
-          <w:tcPr>
-            <w:tcW w:type="dxa" w:w="1530"/>
-            <w:tcMar>
-              <w:top w:w="45" w:type="dxa"/>
-              <w:start w:w="55" w:type="dxa"/>
-              <w:bottom w:w="45" w:type="dxa"/>
-              <w:end w:w="55" w:type="dxa"/>
-            </w:tcMar>
-            <w:vAlign w:val="center"/>
-          </w:tcPr>
-          <w:p>
-            <w:r>
-              <w:t>VOC-P5-02</w:t>
-            </w:r>
-          </w:p>
-        </w:tc>
-        <w:tc>
-          <w:tcPr>
-            <w:tcW w:type="dxa" w:w="1530"/>
-            <w:tcMar>
-              <w:top w:w="45" w:type="dxa"/>
-              <w:start w:w="55" w:type="dxa"/>
-              <w:bottom w:w="45" w:type="dxa"/>
-              <w:end w:w="55" w:type="dxa"/>
-            </w:tcMar>
-            <w:vAlign w:val="center"/>
-          </w:tcPr>
-          <w:p>
-            <w:r>
-              <w:t>Utiliser la morphologie pour comprendre un mot</w:t>
-            </w:r>
-          </w:p>
-        </w:tc>
-        <w:tc>
-          <w:tcPr>
-            <w:tcW w:type="dxa" w:w="1530"/>
-            <w:tcMar>
-              <w:top w:w="45" w:type="dxa"/>
-              <w:start w:w="55" w:type="dxa"/>
-              <w:bottom w:w="45" w:type="dxa"/>
-              <w:end w:w="55" w:type="dxa"/>
-            </w:tcMar>
-            <w:vAlign w:val="center"/>
-          </w:tcPr>
-          <w:p>
-            <w:r>
-              <w:t>Tâche 11 — DRAS / manipulation</w:t>
-            </w:r>
-          </w:p>
-        </w:tc>
-        <w:tc>
-          <w:tcPr>
-            <w:tcW w:type="dxa" w:w="1530"/>
-            <w:tcMar>
-              <w:top w:w="45" w:type="dxa"/>
-              <w:start w:w="55" w:type="dxa"/>
-              <w:bottom w:w="45" w:type="dxa"/>
-              <w:end w:w="55" w:type="dxa"/>
-            </w:tcMar>
-            <w:vAlign w:val="center"/>
-          </w:tcPr>
-          <w:p>
-            <w:pPr>
-              <w:jc w:val="center"/>
-            </w:pPr>
-            <w:r>
-              <w:t>☐</w:t>
-            </w:r>
-          </w:p>
-        </w:tc>
-        <w:tc>
-          <w:tcPr>
-            <w:tcW w:type="dxa" w:w="1530"/>
-            <w:tcMar>
-              <w:top w:w="45" w:type="dxa"/>
-              <w:start w:w="55" w:type="dxa"/>
-              <w:bottom w:w="45" w:type="dxa"/>
-              <w:end w:w="55" w:type="dxa"/>
-            </w:tcMar>
-            <w:vAlign w:val="center"/>
-          </w:tcPr>
-          <w:p>
-            <w:pPr>
-              <w:jc w:val="center"/>
-            </w:pPr>
-            <w:r>
-              <w:t>☐</w:t>
-            </w:r>
-          </w:p>
-        </w:tc>
-        <w:tc>
-          <w:tcPr>
-            <w:tcW w:type="dxa" w:w="1530"/>
-            <w:tcMar>
-              <w:top w:w="45" w:type="dxa"/>
-              <w:start w:w="55" w:type="dxa"/>
-              <w:bottom w:w="45" w:type="dxa"/>
-              <w:end w:w="55" w:type="dxa"/>
-            </w:tcMar>
-            <w:vAlign w:val="center"/>
-          </w:tcPr>
-          <w:p>
-            <w:pPr>
-              <w:jc w:val="center"/>
-            </w:pPr>
-            <w:r>
-              <w:t>☐</w:t>
-            </w:r>
-          </w:p>
-        </w:tc>
-        <w:tc>
-          <w:tcPr>
-            <w:tcW w:type="dxa" w:w="1530"/>
-            <w:tcMar>
-              <w:top w:w="45" w:type="dxa"/>
-              <w:start w:w="55" w:type="dxa"/>
-              <w:bottom w:w="45" w:type="dxa"/>
-              <w:end w:w="55" w:type="dxa"/>
-            </w:tcMar>
-            <w:vAlign w:val="center"/>
-          </w:tcPr>
-          <w:p>
-            <w:pPr>
-              <w:jc w:val="center"/>
-            </w:pPr>
-            <w:r>
-              <w:t>☐</w:t>
-            </w:r>
-          </w:p>
-        </w:tc>
-      </w:tr>
-      <w:tr>
-        <w:trPr>
-          <w:cantSplit/>
-        </w:trPr>
-        <w:tc>
-          <w:tcPr>
-            <w:tcW w:type="dxa" w:w="1530"/>
-            <w:tcMar>
-              <w:top w:w="45" w:type="dxa"/>
-              <w:start w:w="55" w:type="dxa"/>
-              <w:bottom w:w="45" w:type="dxa"/>
-              <w:end w:w="55" w:type="dxa"/>
-            </w:tcMar>
-            <w:vAlign w:val="center"/>
-          </w:tcPr>
-          <w:p>
-            <w:r>
-              <w:t>VOC-P5-03</w:t>
-            </w:r>
-          </w:p>
-        </w:tc>
-        <w:tc>
-          <w:tcPr>
-            <w:tcW w:type="dxa" w:w="1530"/>
-            <w:tcMar>
-              <w:top w:w="45" w:type="dxa"/>
-              <w:start w:w="55" w:type="dxa"/>
-              <w:bottom w:w="45" w:type="dxa"/>
-              <w:end w:w="55" w:type="dxa"/>
-            </w:tcMar>
-            <w:vAlign w:val="center"/>
-          </w:tcPr>
-          <w:p>
-            <w:r>
-              <w:t>Catégoriser des mots</w:t>
-            </w:r>
-          </w:p>
-        </w:tc>
-        <w:tc>
-          <w:tcPr>
-            <w:tcW w:type="dxa" w:w="1530"/>
-            <w:tcMar>
-              <w:top w:w="45" w:type="dxa"/>
-              <w:start w:w="55" w:type="dxa"/>
-              <w:bottom w:w="45" w:type="dxa"/>
-              <w:end w:w="55" w:type="dxa"/>
-            </w:tcMar>
-            <w:vAlign w:val="center"/>
-          </w:tcPr>
-          <w:p>
-            <w:r>
-              <w:t>Tâche 12 — DRAS / manipulation</w:t>
-            </w:r>
-          </w:p>
-        </w:tc>
-        <w:tc>
-          <w:tcPr>
-            <w:tcW w:type="dxa" w:w="1530"/>
-            <w:tcMar>
-              <w:top w:w="45" w:type="dxa"/>
-              <w:start w:w="55" w:type="dxa"/>
-              <w:bottom w:w="45" w:type="dxa"/>
-              <w:end w:w="55" w:type="dxa"/>
-            </w:tcMar>
-            <w:vAlign w:val="center"/>
-          </w:tcPr>
-          <w:p>
-            <w:pPr>
-              <w:jc w:val="center"/>
-            </w:pPr>
-            <w:r>
-              <w:t>☐</w:t>
-            </w:r>
-          </w:p>
-        </w:tc>
-        <w:tc>
-          <w:tcPr>
-            <w:tcW w:type="dxa" w:w="1530"/>
-            <w:tcMar>
-              <w:top w:w="45" w:type="dxa"/>
-              <w:start w:w="55" w:type="dxa"/>
-              <w:bottom w:w="45" w:type="dxa"/>
-              <w:end w:w="55" w:type="dxa"/>
-            </w:tcMar>
-            <w:vAlign w:val="center"/>
-          </w:tcPr>
-          <w:p>
-            <w:pPr>
-              <w:jc w:val="center"/>
-            </w:pPr>
-            <w:r>
-              <w:t>☐</w:t>
-            </w:r>
-          </w:p>
-        </w:tc>
-        <w:tc>
-          <w:tcPr>
-            <w:tcW w:type="dxa" w:w="1530"/>
-            <w:tcMar>
-              <w:top w:w="45" w:type="dxa"/>
-              <w:start w:w="55" w:type="dxa"/>
-              <w:bottom w:w="45" w:type="dxa"/>
-              <w:end w:w="55" w:type="dxa"/>
-            </w:tcMar>
-            <w:vAlign w:val="center"/>
-          </w:tcPr>
-          <w:p>
-            <w:pPr>
-              <w:jc w:val="center"/>
-            </w:pPr>
-            <w:r>
-              <w:t>☐</w:t>
-            </w:r>
-          </w:p>
-        </w:tc>
-        <w:tc>
-          <w:tcPr>
-            <w:tcW w:type="dxa" w:w="1530"/>
-            <w:tcMar>
-              <w:top w:w="45" w:type="dxa"/>
-              <w:start w:w="55" w:type="dxa"/>
-              <w:bottom w:w="45" w:type="dxa"/>
-              <w:end w:w="55" w:type="dxa"/>
-            </w:tcMar>
-            <w:vAlign w:val="center"/>
-          </w:tcPr>
-          <w:p>
-            <w:pPr>
-              <w:jc w:val="center"/>
-            </w:pPr>
-            <w:r>
-              <w:t>☐</w:t>
-            </w:r>
-          </w:p>
-        </w:tc>
-      </w:tr>
-      <w:tr>
-        <w:trPr>
-          <w:cantSplit/>
-        </w:trPr>
-        <w:tc>
-          <w:tcPr>
-            <w:tcW w:type="dxa" w:w="1530"/>
-            <w:tcMar>
-              <w:top w:w="45" w:type="dxa"/>
-              <w:start w:w="55" w:type="dxa"/>
-              <w:bottom w:w="45" w:type="dxa"/>
-              <w:end w:w="55" w:type="dxa"/>
-            </w:tcMar>
-            <w:vAlign w:val="center"/>
-          </w:tcPr>
-          <w:p>
-            <w:r>
-              <w:t>ECR-P5-03</w:t>
-            </w:r>
-          </w:p>
-        </w:tc>
-        <w:tc>
-          <w:tcPr>
-            <w:tcW w:type="dxa" w:w="1530"/>
-            <w:tcMar>
-              <w:top w:w="45" w:type="dxa"/>
-              <w:start w:w="55" w:type="dxa"/>
-              <w:bottom w:w="45" w:type="dxa"/>
-              <w:end w:w="55" w:type="dxa"/>
-            </w:tcMar>
-            <w:vAlign w:val="center"/>
-          </w:tcPr>
-          <w:p>
-            <w:r>
-              <w:t>Organiser un texte en paragraphes</w:t>
-            </w:r>
-          </w:p>
-        </w:tc>
-        <w:tc>
-          <w:tcPr>
-            <w:tcW w:type="dxa" w:w="1530"/>
-            <w:tcMar>
-              <w:top w:w="45" w:type="dxa"/>
-              <w:start w:w="55" w:type="dxa"/>
-              <w:bottom w:w="45" w:type="dxa"/>
-              <w:end w:w="55" w:type="dxa"/>
-            </w:tcMar>
-            <w:vAlign w:val="center"/>
-          </w:tcPr>
-          <w:p>
-            <w:r>
-              <w:t>Écrit final — paragraphes</w:t>
-            </w:r>
-          </w:p>
-        </w:tc>
-        <w:tc>
-          <w:tcPr>
-            <w:tcW w:type="dxa" w:w="1530"/>
-            <w:tcMar>
-              <w:top w:w="45" w:type="dxa"/>
-              <w:start w:w="55" w:type="dxa"/>
-              <w:bottom w:w="45" w:type="dxa"/>
-              <w:end w:w="55" w:type="dxa"/>
-            </w:tcMar>
-            <w:vAlign w:val="center"/>
-          </w:tcPr>
-          <w:p>
-            <w:pPr>
-              <w:jc w:val="center"/>
-            </w:pPr>
-            <w:r>
-              <w:t>☐</w:t>
-            </w:r>
-          </w:p>
-        </w:tc>
-        <w:tc>
-          <w:tcPr>
-            <w:tcW w:type="dxa" w:w="1530"/>
-            <w:tcMar>
-              <w:top w:w="45" w:type="dxa"/>
-              <w:start w:w="55" w:type="dxa"/>
-              <w:bottom w:w="45" w:type="dxa"/>
-              <w:end w:w="55" w:type="dxa"/>
-            </w:tcMar>
-            <w:vAlign w:val="center"/>
-          </w:tcPr>
-          <w:p>
-            <w:pPr>
-              <w:jc w:val="center"/>
-            </w:pPr>
-            <w:r>
-              <w:t>☐</w:t>
-            </w:r>
-          </w:p>
-        </w:tc>
-        <w:tc>
-          <w:tcPr>
-            <w:tcW w:type="dxa" w:w="1530"/>
-            <w:tcMar>
-              <w:top w:w="45" w:type="dxa"/>
-              <w:start w:w="55" w:type="dxa"/>
-              <w:bottom w:w="45" w:type="dxa"/>
-              <w:end w:w="55" w:type="dxa"/>
-            </w:tcMar>
-            <w:vAlign w:val="center"/>
-          </w:tcPr>
-          <w:p>
-            <w:pPr>
-              <w:jc w:val="center"/>
-            </w:pPr>
-            <w:r>
-              <w:t>☐</w:t>
-            </w:r>
-          </w:p>
-        </w:tc>
-        <w:tc>
-          <w:tcPr>
-            <w:tcW w:type="dxa" w:w="1530"/>
-            <w:tcMar>
-              <w:top w:w="45" w:type="dxa"/>
-              <w:start w:w="55" w:type="dxa"/>
-              <w:bottom w:w="45" w:type="dxa"/>
-              <w:end w:w="55" w:type="dxa"/>
-            </w:tcMar>
-            <w:vAlign w:val="center"/>
-          </w:tcPr>
-          <w:p>
-            <w:pPr>
-              <w:jc w:val="center"/>
-            </w:pPr>
-            <w:r>
-              <w:t>☐</w:t>
-            </w:r>
-          </w:p>
-        </w:tc>
-      </w:tr>
-      <w:tr>
-        <w:trPr>
-          <w:cantSplit/>
-        </w:trPr>
-        <w:tc>
-          <w:tcPr>
-            <w:tcW w:type="dxa" w:w="1530"/>
-            <w:tcMar>
-              <w:top w:w="45" w:type="dxa"/>
-              <w:start w:w="55" w:type="dxa"/>
-              <w:bottom w:w="45" w:type="dxa"/>
-              <w:end w:w="55" w:type="dxa"/>
-            </w:tcMar>
-            <w:vAlign w:val="center"/>
-          </w:tcPr>
-          <w:p>
-            <w:r>
-              <w:t>ECR-P5-04</w:t>
-            </w:r>
-          </w:p>
-        </w:tc>
-        <w:tc>
-          <w:tcPr>
-            <w:tcW w:type="dxa" w:w="1530"/>
-            <w:tcMar>
-              <w:top w:w="45" w:type="dxa"/>
-              <w:start w:w="55" w:type="dxa"/>
-              <w:bottom w:w="45" w:type="dxa"/>
-              <w:end w:w="55" w:type="dxa"/>
-            </w:tcMar>
-            <w:vAlign w:val="center"/>
+            <w:tcW w:type="dxa" w:w="2663"/>
           </w:tcPr>
           <w:p>
             <w:r>
@@ -2081,98 +190,123 @@
         </w:tc>
         <w:tc>
           <w:tcPr>
-            <w:tcW w:type="dxa" w:w="1530"/>
-            <w:tcMar>
-              <w:top w:w="45" w:type="dxa"/>
-              <w:start w:w="55" w:type="dxa"/>
-              <w:bottom w:w="45" w:type="dxa"/>
-              <w:end w:w="55" w:type="dxa"/>
-            </w:tcMar>
-            <w:vAlign w:val="center"/>
+            <w:tcW w:type="dxa" w:w="2663"/>
           </w:tcPr>
           <w:p>
             <w:r>
-              <w:t>Écrit final — révision et version finale</w:t>
+              <w:t>☐ Réussi</w:t>
+              <w:br/>
+              <w:t>☐ En progrès</w:t>
+              <w:br/>
+              <w:t>☐ À reprendre</w:t>
             </w:r>
           </w:p>
         </w:tc>
         <w:tc>
           <w:tcPr>
-            <w:tcW w:type="dxa" w:w="1530"/>
-            <w:tcMar>
-              <w:top w:w="45" w:type="dxa"/>
-              <w:start w:w="55" w:type="dxa"/>
-              <w:bottom w:w="45" w:type="dxa"/>
-              <w:end w:w="55" w:type="dxa"/>
-            </w:tcMar>
-            <w:vAlign w:val="center"/>
+            <w:tcW w:type="dxa" w:w="2663"/>
           </w:tcPr>
           <w:p>
-            <w:pPr>
-              <w:jc w:val="center"/>
-            </w:pPr>
             <w:r>
-              <w:t>☐</w:t>
+              <w:t>Repère et corrige des erreurs ; améliore le texte de façon pertinente.</w:t>
+              <w:br/>
+              <w:br/>
+            </w:r>
+          </w:p>
+        </w:tc>
+      </w:tr>
+      <w:tr>
+        <w:tc>
+          <w:tcPr>
+            <w:tcW w:type="dxa" w:w="2663"/>
+          </w:tcPr>
+          <w:p>
+            <w:r>
+              <w:t>🔁 CONJ-P4-02</w:t>
             </w:r>
           </w:p>
         </w:tc>
         <w:tc>
           <w:tcPr>
-            <w:tcW w:type="dxa" w:w="1530"/>
-            <w:tcMar>
-              <w:top w:w="45" w:type="dxa"/>
-              <w:start w:w="55" w:type="dxa"/>
-              <w:bottom w:w="45" w:type="dxa"/>
-              <w:end w:w="55" w:type="dxa"/>
-            </w:tcMar>
-            <w:vAlign w:val="center"/>
+            <w:tcW w:type="dxa" w:w="2663"/>
           </w:tcPr>
           <w:p>
-            <w:pPr>
-              <w:jc w:val="center"/>
-            </w:pPr>
             <w:r>
-              <w:t>☐</w:t>
+              <w:t>Imparfait des verbes en -er</w:t>
             </w:r>
           </w:p>
         </w:tc>
         <w:tc>
           <w:tcPr>
-            <w:tcW w:type="dxa" w:w="1530"/>
-            <w:tcMar>
-              <w:top w:w="45" w:type="dxa"/>
-              <w:start w:w="55" w:type="dxa"/>
-              <w:bottom w:w="45" w:type="dxa"/>
-              <w:end w:w="55" w:type="dxa"/>
-            </w:tcMar>
-            <w:vAlign w:val="center"/>
+            <w:tcW w:type="dxa" w:w="2663"/>
           </w:tcPr>
           <w:p>
-            <w:pPr>
-              <w:jc w:val="center"/>
-            </w:pPr>
             <w:r>
-              <w:t>☐</w:t>
+              <w:t>☐ Réussi</w:t>
+              <w:br/>
+              <w:t>☐ En progrès</w:t>
+              <w:br/>
+              <w:t>☐ À reprendre</w:t>
             </w:r>
           </w:p>
         </w:tc>
         <w:tc>
           <w:tcPr>
-            <w:tcW w:type="dxa" w:w="1530"/>
-            <w:tcMar>
-              <w:top w:w="45" w:type="dxa"/>
-              <w:start w:w="55" w:type="dxa"/>
-              <w:bottom w:w="45" w:type="dxa"/>
-              <w:end w:w="55" w:type="dxa"/>
-            </w:tcMar>
-            <w:vAlign w:val="center"/>
+            <w:tcW w:type="dxa" w:w="2663"/>
           </w:tcPr>
           <w:p>
-            <w:pPr>
-              <w:jc w:val="center"/>
-            </w:pPr>
             <w:r>
-              <w:t>☐</w:t>
+              <w:t>Acquis P4 : forme correcte à l’imparfait.</w:t>
+              <w:br/>
+              <w:br/>
+            </w:r>
+          </w:p>
+        </w:tc>
+      </w:tr>
+      <w:tr>
+        <w:tc>
+          <w:tcPr>
+            <w:tcW w:type="dxa" w:w="2663"/>
+          </w:tcPr>
+          <w:p>
+            <w:r>
+              <w:t>🔁 GRA-P4-02</w:t>
+            </w:r>
+          </w:p>
+        </w:tc>
+        <w:tc>
+          <w:tcPr>
+            <w:tcW w:type="dxa" w:w="2663"/>
+          </w:tcPr>
+          <w:p>
+            <w:r>
+              <w:t>Manipuler les groupes dans la phrase</w:t>
+            </w:r>
+          </w:p>
+        </w:tc>
+        <w:tc>
+          <w:tcPr>
+            <w:tcW w:type="dxa" w:w="2663"/>
+          </w:tcPr>
+          <w:p>
+            <w:r>
+              <w:t>☐ Réussi</w:t>
+              <w:br/>
+              <w:t>☐ En progrès</w:t>
+              <w:br/>
+              <w:t>☐ À reprendre</w:t>
+            </w:r>
+          </w:p>
+        </w:tc>
+        <w:tc>
+          <w:tcPr>
+            <w:tcW w:type="dxa" w:w="2663"/>
+          </w:tcPr>
+          <w:p>
+            <w:r>
+              <w:t>Acquis P4 : repère sujet et groupe verbal.</w:t>
+              <w:br/>
+              <w:br/>
             </w:r>
           </w:p>
         </w:tc>
@@ -2180,206 +314,12 @@
     </w:tbl>
     <w:p>
       <w:r>
-        <w:br w:type="page"/>
-      </w:r>
-    </w:p>
-    <w:p>
-      <w:pPr>
-        <w:pStyle w:val="Heading1"/>
-      </w:pPr>
-      <w:r>
-        <w:t>Repères de correction et observables</w:t>
-      </w:r>
-    </w:p>
-    <w:p>
-      <w:r>
-        <w:rPr>
-          <w:b/>
-          <w:color w:val="163A6B"/>
-        </w:rPr>
-        <w:t xml:space="preserve">GRA-P5-01 — </w:t>
-      </w:r>
-      <w:r>
-        <w:t>Observer la réussite de la transformation demandée et la conservation du sens / de la correction grammaticale pour « analyser une phrase simple ».</w:t>
-      </w:r>
-    </w:p>
-    <w:p>
-      <w:r>
-        <w:rPr>
-          <w:b/>
-          <w:color w:val="163A6B"/>
-        </w:rPr>
-        <w:t xml:space="preserve">GRA-P5-02 — </w:t>
-      </w:r>
-      <w:r>
-        <w:t>Observer la réussite de la transformation demandée et la conservation du sens / de la correction grammaticale pour « reconnaître les classes de mots étudiées ».</w:t>
-      </w:r>
-    </w:p>
-    <w:p>
-      <w:r>
-        <w:rPr>
-          <w:b/>
-          <w:color w:val="163A6B"/>
-        </w:rPr>
-        <w:t xml:space="preserve">GRA-P5-03 — </w:t>
-      </w:r>
-      <w:r>
-        <w:t>Observer la réussite de la transformation demandée et la conservation du sens / de la correction grammaticale pour « enrichir ou réduire une phrase ».</w:t>
-      </w:r>
-    </w:p>
-    <w:p>
-      <w:r>
-        <w:rPr>
-          <w:b/>
-          <w:color w:val="163A6B"/>
-        </w:rPr>
-        <w:t xml:space="preserve">CONJ-P5-01 — </w:t>
-      </w:r>
-      <w:r>
-        <w:t>Observer la réussite de la transformation demandée et la conservation du sens / de la correction grammaticale pour « identifier le passé composé ».</w:t>
-      </w:r>
-    </w:p>
-    <w:p>
-      <w:r>
-        <w:rPr>
-          <w:b/>
-          <w:color w:val="163A6B"/>
-        </w:rPr>
-        <w:t xml:space="preserve">CONJ-P5-02 — </w:t>
-      </w:r>
-      <w:r>
-        <w:t>Observer la réussite de la transformation demandée et la conservation du sens / de la correction grammaticale pour « conjuguer les verbes en -er au passé composé ».</w:t>
-      </w:r>
-    </w:p>
-    <w:p>
-      <w:r>
-        <w:rPr>
-          <w:b/>
-          <w:color w:val="163A6B"/>
-        </w:rPr>
-        <w:t xml:space="preserve">CONJ-P5-03 — </w:t>
-      </w:r>
-      <w:r>
-        <w:t>Observer la réussite de la transformation demandée et la conservation du sens / de la correction grammaticale pour « choisir entre imparfait et passé composé ».</w:t>
-      </w:r>
-    </w:p>
-    <w:p>
-      <w:r>
-        <w:rPr>
-          <w:b/>
-          <w:color w:val="163A6B"/>
-        </w:rPr>
-        <w:t xml:space="preserve">ORT-P5-01 — </w:t>
-      </w:r>
-      <w:r>
-        <w:t>Observer la réussite de la transformation demandée et la conservation du sens / de la correction grammaticale pour « accorder le sujet et le verbe ».</w:t>
-      </w:r>
-    </w:p>
-    <w:p>
-      <w:r>
-        <w:rPr>
-          <w:b/>
-          <w:color w:val="163A6B"/>
-        </w:rPr>
-        <w:t xml:space="preserve">ORT-P5-02 — </w:t>
-      </w:r>
-      <w:r>
-        <w:t>Observer la réussite de la transformation demandée et la conservation du sens / de la correction grammaticale pour « réaliser les accords dans la phrase ».</w:t>
-      </w:r>
-    </w:p>
-    <w:p>
-      <w:r>
-        <w:rPr>
-          <w:b/>
-          <w:color w:val="163A6B"/>
-        </w:rPr>
-        <w:t xml:space="preserve">ORT-P5-05 — </w:t>
-      </w:r>
-      <w:r>
-        <w:t>Observer la réussite de la transformation demandée et la conservation du sens / de la correction grammaticale pour « relire une dictée de manière méthodique ».</w:t>
-      </w:r>
-    </w:p>
-    <w:p>
-      <w:r>
-        <w:rPr>
-          <w:b/>
-          <w:color w:val="163A6B"/>
-        </w:rPr>
-        <w:t xml:space="preserve">VOC-P5-01 — </w:t>
-      </w:r>
-      <w:r>
-        <w:t>Observer la réussite de la transformation demandée et la conservation du sens / de la correction grammaticale pour « réinvestir un réseau lexical ».</w:t>
-      </w:r>
-    </w:p>
-    <w:p>
-      <w:r>
-        <w:rPr>
-          <w:b/>
-          <w:color w:val="163A6B"/>
-        </w:rPr>
-        <w:t xml:space="preserve">VOC-P5-02 — </w:t>
-      </w:r>
-      <w:r>
-        <w:t>Observer la réussite de la transformation demandée et la conservation du sens / de la correction grammaticale pour « utiliser la morphologie pour comprendre un mot ».</w:t>
-      </w:r>
-    </w:p>
-    <w:p>
-      <w:r>
-        <w:rPr>
-          <w:b/>
-          <w:color w:val="163A6B"/>
-        </w:rPr>
-        <w:t xml:space="preserve">VOC-P5-03 — </w:t>
-      </w:r>
-      <w:r>
-        <w:t>Observer la réussite de la transformation demandée et la conservation du sens / de la correction grammaticale pour « catégoriser des mots ».</w:t>
-      </w:r>
-    </w:p>
-    <w:p>
-      <w:r>
-        <w:rPr>
-          <w:b/>
-          <w:color w:val="163A6B"/>
-        </w:rPr>
-        <w:t xml:space="preserve">ECR-P5-03 — </w:t>
-      </w:r>
-      <w:r>
-        <w:t>Observer la réussite de la transformation demandée et la conservation du sens / de la correction grammaticale pour « organiser un texte en paragraphes ».</w:t>
-      </w:r>
-    </w:p>
-    <w:p>
-      <w:r>
-        <w:rPr>
-          <w:b/>
-          <w:color w:val="163A6B"/>
-        </w:rPr>
-        <w:t xml:space="preserve">ECR-P5-04 — </w:t>
-      </w:r>
-      <w:r>
-        <w:t>Observer la réussite de la transformation demandée et la conservation du sens / de la correction grammaticale pour « réviser puis publier un texte ».</w:t>
-      </w:r>
-    </w:p>
-    <w:p>
-      <w:pPr>
-        <w:pStyle w:val="Heading1"/>
-      </w:pPr>
-      <w:r>
-        <w:t>Repère de positionnement</w:t>
-      </w:r>
-    </w:p>
-    <w:p>
-      <w:r>
-        <w:t>Excellent : la compétence est maîtrisée avec aisance et la transformation reste correcte. Réussi : la compétence attendue est maîtrisée. En progrès : des acquis sont présents mais restent incomplets ou irréguliers. À revoir : la compétence n’est pas encore suffisamment installée.</w:t>
-      </w:r>
-    </w:p>
-    <w:p>
-      <w:r>
-        <w:t>Important LSU : ces libellés de correction sont enregistrés dans Progressions CE2 avec leur correspondance institutionnelle : Excellent → Dépassé ; Réussi → Atteint ; En progrès → Partiellement atteint ; À revoir → Non atteint.</w:t>
+        <w:t>Règle P5 : l’accent est mis sur les 2 nouvelles compétences. Les deux items de rebrassage servent à mesurer la consolidation dans le temps.</w:t>
       </w:r>
     </w:p>
     <w:sectPr>
       <w:pgSz w:w="12240" w:h="15840"/>
-      <w:pgMar w:top="709" w:right="765" w:bottom="709" w:left="765" w:header="720" w:footer="720" w:gutter="0"/>
+      <w:pgMar w:top="680" w:right="794" w:bottom="680" w:left="794" w:header="720" w:footer="720" w:gutter="0"/>
       <w:cols w:space="720"/>
       <w:docGrid w:linePitch="360"/>
     </w:sectPr>
@@ -2750,12 +690,9 @@
     <w:name w:val="Normal"/>
     <w:qFormat/>
     <w:rsid w:val="00FC693F"/>
-    <w:pPr>
-      <w:spacing w:after="60"/>
-    </w:pPr>
     <w:rPr>
       <w:rFonts w:ascii="Aptos" w:hAnsi="Aptos"/>
-      <w:sz w:val="20"/>
+      <w:sz w:val="21"/>
     </w:rPr>
   </w:style>
   <w:style w:type="paragraph" w:styleId="Header">
@@ -2813,14 +750,14 @@
     <w:pPr>
       <w:keepNext/>
       <w:keepLines/>
-      <w:spacing w:before="80" w:after="80"/>
+      <w:spacing w:before="480" w:after="0"/>
       <w:outlineLvl w:val="0"/>
     </w:pPr>
     <w:rPr>
-      <w:rFonts w:asciiTheme="majorHAnsi" w:eastAsiaTheme="majorEastAsia" w:hAnsiTheme="majorHAnsi" w:cstheme="majorBidi" w:ascii="Aptos Display" w:hAnsi="Aptos Display"/>
+      <w:rFonts w:asciiTheme="majorHAnsi" w:eastAsiaTheme="majorEastAsia" w:hAnsiTheme="majorHAnsi" w:cstheme="majorBidi"/>
       <w:b/>
       <w:bCs/>
-      <w:color w:val="6D3AC7"/>
+      <w:color w:val="365F91" w:themeColor="accent1" w:themeShade="BF"/>
       <w:sz w:val="28"/>
       <w:szCs w:val="28"/>
     </w:rPr>
@@ -2837,15 +774,15 @@
     <w:pPr>
       <w:keepNext/>
       <w:keepLines/>
-      <w:spacing w:before="80" w:after="80"/>
+      <w:spacing w:before="200" w:after="0"/>
       <w:outlineLvl w:val="1"/>
     </w:pPr>
     <w:rPr>
-      <w:rFonts w:asciiTheme="majorHAnsi" w:eastAsiaTheme="majorEastAsia" w:hAnsiTheme="majorHAnsi" w:cstheme="majorBidi" w:ascii="Aptos Display" w:hAnsi="Aptos Display"/>
+      <w:rFonts w:asciiTheme="majorHAnsi" w:eastAsiaTheme="majorEastAsia" w:hAnsiTheme="majorHAnsi" w:cstheme="majorBidi"/>
       <w:b/>
       <w:bCs/>
-      <w:color w:val="163A6B"/>
-      <w:sz w:val="23"/>
+      <w:color w:val="4F81BD" w:themeColor="accent1"/>
+      <w:sz w:val="26"/>
       <w:szCs w:val="26"/>
     </w:rPr>
   </w:style>
@@ -3102,16 +1039,15 @@
       <w:pBdr>
         <w:bottom w:val="single" w:sz="8" w:space="4" w:color="4F81BD" w:themeColor="accent1"/>
       </w:pBdr>
-      <w:spacing w:after="80" w:line="240" w:lineRule="auto" w:before="80"/>
+      <w:spacing w:after="300" w:line="240" w:lineRule="auto"/>
       <w:contextualSpacing/>
     </w:pPr>
     <w:rPr>
-      <w:rFonts w:asciiTheme="majorHAnsi" w:eastAsiaTheme="majorEastAsia" w:hAnsiTheme="majorHAnsi" w:cstheme="majorBidi" w:ascii="Aptos Display" w:hAnsi="Aptos Display"/>
-      <w:b/>
-      <w:color w:val="163A6B"/>
+      <w:rFonts w:asciiTheme="majorHAnsi" w:eastAsiaTheme="majorEastAsia" w:hAnsiTheme="majorHAnsi" w:cstheme="majorBidi"/>
+      <w:color w:val="17365D" w:themeColor="text2" w:themeShade="BF"/>
       <w:spacing w:val="5"/>
       <w:kern w:val="28"/>
-      <w:sz w:val="38"/>
+      <w:sz w:val="52"/>
       <w:szCs w:val="52"/>
     </w:rPr>
   </w:style>
